--- a/examples/general/doc/04-orientation-examples_motifs.docx
+++ b/examples/general/doc/04-orientation-examples_motifs.docx
@@ -84,15 +84,90 @@
       </w:r>
     </w:p>
     <w:bookmarkEnd w:id="22"/>
-    <w:bookmarkStart w:id="32" w:name="walkthrough"/>
+    <w:bookmarkStart w:id="23" w:name="how-to-read-this-walkthrough"/>
     <w:p>
       <w:pPr>
         <w:pStyle w:val="Heading2"/>
       </w:pPr>
       <w:r>
+        <w:t xml:space="preserve">How to read this walkthrough</w:t>
+      </w:r>
+    </w:p>
+    <w:p>
+      <w:pPr>
+        <w:pStyle w:val="FirstParagraph"/>
+      </w:pPr>
+      <w:r>
+        <w:t xml:space="preserve">The code blocks below follow the same learning rhythm used throughout the collection: prepare the environment, choose the dataset, configure the method, run the analysis, and then inspect the result. Readers who are still learning time-series mining can use that order to understand not only</w:t>
+      </w:r>
+      <w:r>
+        <w:t xml:space="preserve"> </w:t>
+      </w:r>
+      <w:r>
+        <w:rPr>
+          <w:i/>
+          <w:iCs/>
+        </w:rPr>
+        <w:t xml:space="preserve">what</w:t>
+      </w:r>
+      <w:r>
+        <w:t xml:space="preserve"> </w:t>
+      </w:r>
+      <w:r>
+        <w:t xml:space="preserve">each command does, but also</w:t>
+      </w:r>
+      <w:r>
+        <w:t xml:space="preserve"> </w:t>
+      </w:r>
+      <w:r>
+        <w:rPr>
+          <w:i/>
+          <w:iCs/>
+        </w:rPr>
+        <w:t xml:space="preserve">why</w:t>
+      </w:r>
+      <w:r>
+        <w:t xml:space="preserve"> </w:t>
+      </w:r>
+      <w:r>
+        <w:t xml:space="preserve">it appears at that stage of the workflow.</w:t>
+      </w:r>
+    </w:p>
+    <w:p>
+      <w:pPr>
+        <w:pStyle w:val="BodyText"/>
+      </w:pPr>
+      <w:r>
+        <w:t xml:space="preserve">As you go through the notebook, read the inline comments inside each chunk as the operational explanation and use the surrounding prose as the conceptual guide.</w:t>
+      </w:r>
+    </w:p>
+    <w:bookmarkEnd w:id="23"/>
+    <w:bookmarkStart w:id="35" w:name="walkthrough"/>
+    <w:p>
+      <w:pPr>
+        <w:pStyle w:val="Heading2"/>
+      </w:pPr>
+      <w:r>
         <w:t xml:space="preserve">Walkthrough</w:t>
       </w:r>
     </w:p>
+    <w:bookmarkStart w:id="24" w:name="prepare-the-example"/>
+    <w:p>
+      <w:pPr>
+        <w:pStyle w:val="Heading3"/>
+      </w:pPr>
+      <w:r>
+        <w:t xml:space="preserve">Prepare the Example</w:t>
+      </w:r>
+    </w:p>
+    <w:p>
+      <w:pPr>
+        <w:pStyle w:val="FirstParagraph"/>
+      </w:pPr>
+      <w:r>
+        <w:t xml:space="preserve">We begin by organizing the environment, loading the packages, and selecting the dataset used in the notebook. This part is intentionally more direct: the goal is to make the starting point explicit before the method-specific reasoning begins.</w:t>
+      </w:r>
+    </w:p>
     <w:p>
       <w:pPr>
         <w:pStyle w:val="SourceCode"/>
@@ -152,6 +227,24 @@
           <w:rStyle w:val="NormalTok"/>
         </w:rPr>
         <w:t xml:space="preserve">(harbinger) </w:t>
+      </w:r>
+    </w:p>
+    <w:bookmarkEnd w:id="24"/>
+    <w:bookmarkStart w:id="34" w:name="configure-the-method"/>
+    <w:p>
+      <w:pPr>
+        <w:pStyle w:val="Heading3"/>
+      </w:pPr>
+      <w:r>
+        <w:t xml:space="preserve">Configure the Method</w:t>
+      </w:r>
+    </w:p>
+    <w:p>
+      <w:pPr>
+        <w:pStyle w:val="FirstParagraph"/>
+      </w:pPr>
+      <w:r>
+        <w:t xml:space="preserve">The next step is to instantiate the method and, when necessary, fit it to the selected series. This is where the notebook makes its analytical choice explicit: the parameters chosen here determine what kind of pattern the detector or transformer will become sensitive to and how the later outputs should be interpreted.</w:t>
       </w:r>
     </w:p>
     <w:p>
@@ -395,18 +488,18 @@
           <wp:inline>
             <wp:extent cx="4620126" cy="3696101"/>
             <wp:effectExtent b="0" l="0" r="0" t="0"/>
-            <wp:docPr descr="" title="" id="24" name="Picture"/>
+            <wp:docPr descr="" title="" id="26" name="Picture"/>
             <a:graphic>
               <a:graphicData uri="http://schemas.openxmlformats.org/drawingml/2006/picture">
                 <pic:pic>
                   <pic:nvPicPr>
-                    <pic:cNvPr descr="/home/gpca/harbinger/examples/general/doc/examples_motifs_files/figure-docx/unnamed-chunk-4-1.png" id="25" name="Picture"/>
+                    <pic:cNvPr descr="/home/gpca/harbinger/examples/general/doc/04-orientation-examples_motifs_files/figure-docx/unnamed-chunk-4-1.png" id="27" name="Picture"/>
                     <pic:cNvPicPr>
                       <a:picLocks noChangeArrowheads="1" noChangeAspect="1"/>
                     </pic:cNvPicPr>
                   </pic:nvPicPr>
                   <pic:blipFill>
-                    <a:blip r:embed="rId23"/>
+                    <a:blip r:embed="rId25"/>
                     <a:stretch>
                       <a:fillRect/>
                     </a:stretch>
@@ -615,18 +708,18 @@
           <wp:inline>
             <wp:extent cx="4620126" cy="3696101"/>
             <wp:effectExtent b="0" l="0" r="0" t="0"/>
-            <wp:docPr descr="" title="" id="27" name="Picture"/>
+            <wp:docPr descr="" title="" id="29" name="Picture"/>
             <a:graphic>
               <a:graphicData uri="http://schemas.openxmlformats.org/drawingml/2006/picture">
                 <pic:pic>
                   <pic:nvPicPr>
-                    <pic:cNvPr descr="/home/gpca/harbinger/examples/general/doc/examples_motifs_files/figure-docx/unnamed-chunk-5-1.png" id="28" name="Picture"/>
+                    <pic:cNvPr descr="/home/gpca/harbinger/examples/general/doc/04-orientation-examples_motifs_files/figure-docx/unnamed-chunk-5-1.png" id="30" name="Picture"/>
                     <pic:cNvPicPr>
                       <a:picLocks noChangeArrowheads="1" noChangeAspect="1"/>
                     </pic:cNvPicPr>
                   </pic:nvPicPr>
                   <pic:blipFill>
-                    <a:blip r:embed="rId26"/>
+                    <a:blip r:embed="rId28"/>
                     <a:stretch>
                       <a:fillRect/>
                     </a:stretch>
@@ -835,18 +928,18 @@
           <wp:inline>
             <wp:extent cx="4620126" cy="3696101"/>
             <wp:effectExtent b="0" l="0" r="0" t="0"/>
-            <wp:docPr descr="" title="" id="30" name="Picture"/>
+            <wp:docPr descr="" title="" id="32" name="Picture"/>
             <a:graphic>
               <a:graphicData uri="http://schemas.openxmlformats.org/drawingml/2006/picture">
                 <pic:pic>
                   <pic:nvPicPr>
-                    <pic:cNvPr descr="/home/gpca/harbinger/examples/general/doc/examples_motifs_files/figure-docx/unnamed-chunk-6-1.png" id="31" name="Picture"/>
+                    <pic:cNvPr descr="/home/gpca/harbinger/examples/general/doc/04-orientation-examples_motifs_files/figure-docx/unnamed-chunk-6-1.png" id="33" name="Picture"/>
                     <pic:cNvPicPr>
                       <a:picLocks noChangeArrowheads="1" noChangeAspect="1"/>
                     </pic:cNvPicPr>
                   </pic:nvPicPr>
                   <pic:blipFill>
-                    <a:blip r:embed="rId29"/>
+                    <a:blip r:embed="rId31"/>
                     <a:stretch>
                       <a:fillRect/>
                     </a:stretch>
@@ -873,8 +966,9 @@
         </w:drawing>
       </w:r>
     </w:p>
-    <w:bookmarkEnd w:id="32"/>
-    <w:bookmarkStart w:id="34" w:name="references"/>
+    <w:bookmarkEnd w:id="34"/>
+    <w:bookmarkEnd w:id="35"/>
+    <w:bookmarkStart w:id="37" w:name="references"/>
     <w:p>
       <w:pPr>
         <w:pStyle w:val="Heading2"/>
@@ -909,7 +1003,7 @@
       <w:r>
         <w:t xml:space="preserve"> </w:t>
       </w:r>
-      <w:hyperlink r:id="rId33">
+      <w:hyperlink r:id="rId36">
         <w:r>
           <w:rPr>
             <w:rStyle w:val="Hyperlink"/>
@@ -930,7 +1024,7 @@
         <w:t xml:space="preserve">Lin, J., Keogh, E., Lonardi, S., Chiu, B. (2007). A symbolic representation of time series, with implications for streaming algorithms. DMKD, 15, 107–144.</w:t>
       </w:r>
     </w:p>
-    <w:bookmarkEnd w:id="34"/>
+    <w:bookmarkEnd w:id="37"/>
     <w:sectPr>
       <w:footnotePr>
         <w:numRestart w:val="eachSect"/>

--- a/examples/general/doc/04-orientation-examples_motifs.docx
+++ b/examples/general/doc/04-orientation-examples_motifs.docx
@@ -38,7 +38,7 @@
       </w:r>
     </w:p>
     <w:bookmarkEnd w:id="21"/>
-    <w:bookmarkStart w:id="22" w:name="what-you-will-do"/>
+    <w:bookmarkStart w:id="33" w:name="what-you-will-do"/>
     <w:p>
       <w:pPr>
         <w:pStyle w:val="Heading2"/>
@@ -83,14 +83,104 @@
         <w:t xml:space="preserve">inspect the evaluation outputs and the diagnostic plots produced by Harbinger</w:t>
       </w:r>
     </w:p>
+    <w:bookmarkStart w:id="22" w:name="prepare-the-example"/>
+    <w:p>
+      <w:pPr>
+        <w:pStyle w:val="Heading3"/>
+      </w:pPr>
+      <w:r>
+        <w:t xml:space="preserve">Prepare the Example</w:t>
+      </w:r>
+    </w:p>
+    <w:p>
+      <w:pPr>
+        <w:pStyle w:val="FirstParagraph"/>
+      </w:pPr>
+      <w:r>
+        <w:t xml:space="preserve">This setup anchors the notebook in the specific series used to examine</w:t>
+      </w:r>
+      <w:r>
+        <w:t xml:space="preserve"> </w:t>
+      </w:r>
+      <w:r>
+        <w:rPr>
+          <w:rStyle w:val="VerbatimChar"/>
+        </w:rPr>
+        <w:t xml:space="preserve">harbinger()</w:t>
+      </w:r>
+      <w:r>
+        <w:t xml:space="preserve">. The semantic point is the one stated above: this notebook showcases motif discovery (repeated subsequences) using Harbinger’s unified interface and base plotting, so the raw signal needs to be visible before any fitting step hides that structure behind model output.</w:t>
+      </w:r>
+    </w:p>
+    <w:p>
+      <w:pPr>
+        <w:pStyle w:val="SourceCode"/>
+      </w:pPr>
+      <w:r>
+        <w:rPr>
+          <w:rStyle w:val="CommentTok"/>
+        </w:rPr>
+        <w:t xml:space="preserve"># Install Harbinger (if needed)</w:t>
+      </w:r>
+      <w:r>
+        <w:br/>
+      </w:r>
+      <w:r>
+        <w:rPr>
+          <w:rStyle w:val="CommentTok"/>
+        </w:rPr>
+        <w:t xml:space="preserve">#install.packages("harbinger")</w:t>
+      </w:r>
+    </w:p>
+    <w:p>
+      <w:pPr>
+        <w:pStyle w:val="SourceCode"/>
+      </w:pPr>
+      <w:r>
+        <w:rPr>
+          <w:rStyle w:val="CommentTok"/>
+        </w:rPr>
+        <w:t xml:space="preserve"># Load required packages</w:t>
+      </w:r>
+      <w:r>
+        <w:br/>
+      </w:r>
+      <w:r>
+        <w:rPr>
+          <w:rStyle w:val="FunctionTok"/>
+        </w:rPr>
+        <w:t xml:space="preserve">library</w:t>
+      </w:r>
+      <w:r>
+        <w:rPr>
+          <w:rStyle w:val="NormalTok"/>
+        </w:rPr>
+        <w:t xml:space="preserve">(daltoolbox)</w:t>
+      </w:r>
+      <w:r>
+        <w:br/>
+      </w:r>
+      <w:r>
+        <w:rPr>
+          <w:rStyle w:val="FunctionTok"/>
+        </w:rPr>
+        <w:t xml:space="preserve">library</w:t>
+      </w:r>
+      <w:r>
+        <w:rPr>
+          <w:rStyle w:val="NormalTok"/>
+        </w:rPr>
+        <w:t xml:space="preserve">(harbinger) </w:t>
+      </w:r>
+    </w:p>
     <w:bookmarkEnd w:id="22"/>
-    <w:bookmarkStart w:id="23" w:name="how-to-read-this-walkthrough"/>
-    <w:p>
-      <w:pPr>
-        <w:pStyle w:val="Heading2"/>
-      </w:pPr>
-      <w:r>
-        <w:t xml:space="preserve">How to read this walkthrough</w:t>
+    <w:bookmarkStart w:id="32" w:name="configure-the-method"/>
+    <w:p>
+      <w:pPr>
+        <w:pStyle w:val="Heading3"/>
+      </w:pPr>
+      <w:r>
+        <w:t xml:space="preserve">Configure the Method</w:t>
       </w:r>
     </w:p>
     <w:p>
@@ -98,153 +188,7 @@
         <w:pStyle w:val="FirstParagraph"/>
       </w:pPr>
       <w:r>
-        <w:t xml:space="preserve">The code blocks below follow the same learning rhythm used throughout the collection: prepare the environment, choose the dataset, configure the method, run the analysis, and then inspect the result. Readers who are still learning time-series mining can use that order to understand not only</w:t>
-      </w:r>
-      <w:r>
-        <w:t xml:space="preserve"> </w:t>
-      </w:r>
-      <w:r>
-        <w:rPr>
-          <w:i/>
-          <w:iCs/>
-        </w:rPr>
-        <w:t xml:space="preserve">what</w:t>
-      </w:r>
-      <w:r>
-        <w:t xml:space="preserve"> </w:t>
-      </w:r>
-      <w:r>
-        <w:t xml:space="preserve">each command does, but also</w:t>
-      </w:r>
-      <w:r>
-        <w:t xml:space="preserve"> </w:t>
-      </w:r>
-      <w:r>
-        <w:rPr>
-          <w:i/>
-          <w:iCs/>
-        </w:rPr>
-        <w:t xml:space="preserve">why</w:t>
-      </w:r>
-      <w:r>
-        <w:t xml:space="preserve"> </w:t>
-      </w:r>
-      <w:r>
-        <w:t xml:space="preserve">it appears at that stage of the workflow.</w:t>
-      </w:r>
-    </w:p>
-    <w:p>
-      <w:pPr>
-        <w:pStyle w:val="BodyText"/>
-      </w:pPr>
-      <w:r>
-        <w:t xml:space="preserve">As you go through the notebook, read the inline comments inside each chunk as the operational explanation and use the surrounding prose as the conceptual guide.</w:t>
-      </w:r>
-    </w:p>
-    <w:bookmarkEnd w:id="23"/>
-    <w:bookmarkStart w:id="35" w:name="walkthrough"/>
-    <w:p>
-      <w:pPr>
-        <w:pStyle w:val="Heading2"/>
-      </w:pPr>
-      <w:r>
-        <w:t xml:space="preserve">Walkthrough</w:t>
-      </w:r>
-    </w:p>
-    <w:bookmarkStart w:id="24" w:name="prepare-the-example"/>
-    <w:p>
-      <w:pPr>
-        <w:pStyle w:val="Heading3"/>
-      </w:pPr>
-      <w:r>
-        <w:t xml:space="preserve">Prepare the Example</w:t>
-      </w:r>
-    </w:p>
-    <w:p>
-      <w:pPr>
-        <w:pStyle w:val="FirstParagraph"/>
-      </w:pPr>
-      <w:r>
-        <w:t xml:space="preserve">We begin by organizing the environment, loading the packages, and selecting the dataset used in the notebook. This part is intentionally more direct: the goal is to make the starting point explicit before the method-specific reasoning begins.</w:t>
-      </w:r>
-    </w:p>
-    <w:p>
-      <w:pPr>
-        <w:pStyle w:val="SourceCode"/>
-      </w:pPr>
-      <w:r>
-        <w:rPr>
-          <w:rStyle w:val="CommentTok"/>
-        </w:rPr>
-        <w:t xml:space="preserve"># Install Harbinger (if needed)</w:t>
-      </w:r>
-      <w:r>
-        <w:br/>
-      </w:r>
-      <w:r>
-        <w:rPr>
-          <w:rStyle w:val="CommentTok"/>
-        </w:rPr>
-        <w:t xml:space="preserve">#install.packages("harbinger")</w:t>
-      </w:r>
-    </w:p>
-    <w:p>
-      <w:pPr>
-        <w:pStyle w:val="SourceCode"/>
-      </w:pPr>
-      <w:r>
-        <w:rPr>
-          <w:rStyle w:val="CommentTok"/>
-        </w:rPr>
-        <w:t xml:space="preserve"># Load required packages</w:t>
-      </w:r>
-      <w:r>
-        <w:br/>
-      </w:r>
-      <w:r>
-        <w:rPr>
-          <w:rStyle w:val="FunctionTok"/>
-        </w:rPr>
-        <w:t xml:space="preserve">library</w:t>
-      </w:r>
-      <w:r>
-        <w:rPr>
-          <w:rStyle w:val="NormalTok"/>
-        </w:rPr>
-        <w:t xml:space="preserve">(daltoolbox)</w:t>
-      </w:r>
-      <w:r>
-        <w:br/>
-      </w:r>
-      <w:r>
-        <w:rPr>
-          <w:rStyle w:val="FunctionTok"/>
-        </w:rPr>
-        <w:t xml:space="preserve">library</w:t>
-      </w:r>
-      <w:r>
-        <w:rPr>
-          <w:rStyle w:val="NormalTok"/>
-        </w:rPr>
-        <w:t xml:space="preserve">(harbinger) </w:t>
-      </w:r>
-    </w:p>
-    <w:bookmarkEnd w:id="24"/>
-    <w:bookmarkStart w:id="34" w:name="configure-the-method"/>
-    <w:p>
-      <w:pPr>
-        <w:pStyle w:val="Heading3"/>
-      </w:pPr>
-      <w:r>
-        <w:t xml:space="preserve">Configure the Method</w:t>
-      </w:r>
-    </w:p>
-    <w:p>
-      <w:pPr>
-        <w:pStyle w:val="FirstParagraph"/>
-      </w:pPr>
-      <w:r>
-        <w:t xml:space="preserve">The next step is to instantiate the method and, when necessary, fit it to the selected series. This is where the notebook makes its analytical choice explicit: the parameters chosen here determine what kind of pattern the detector or transformer will become sensitive to and how the later outputs should be interpreted.</w:t>
+        <w:t xml:space="preserve">The choices below turn the central modeling idea into concrete parameters. They matter because this notebook showcases motif discovery (repeated subsequences) using Harbinger’s unified interface and base plotting, so each argument controls how strongly the method will emphasize that pattern when it later produces workflow outputs.</w:t>
       </w:r>
     </w:p>
     <w:p>
@@ -488,18 +432,18 @@
           <wp:inline>
             <wp:extent cx="4620126" cy="3696101"/>
             <wp:effectExtent b="0" l="0" r="0" t="0"/>
-            <wp:docPr descr="" title="" id="26" name="Picture"/>
+            <wp:docPr descr="" title="" id="24" name="Picture"/>
             <a:graphic>
               <a:graphicData uri="http://schemas.openxmlformats.org/drawingml/2006/picture">
                 <pic:pic>
                   <pic:nvPicPr>
-                    <pic:cNvPr descr="/home/gpca/harbinger/examples/general/doc/04-orientation-examples_motifs_files/figure-docx/unnamed-chunk-4-1.png" id="27" name="Picture"/>
+                    <pic:cNvPr descr="/home/gpca/harbinger/examples/general/doc/04-orientation-examples_motifs_files/figure-docx/unnamed-chunk-4-1.png" id="25" name="Picture"/>
                     <pic:cNvPicPr>
                       <a:picLocks noChangeArrowheads="1" noChangeAspect="1"/>
                     </pic:cNvPicPr>
                   </pic:nvPicPr>
                   <pic:blipFill>
-                    <a:blip r:embed="rId25"/>
+                    <a:blip r:embed="rId23"/>
                     <a:stretch>
                       <a:fillRect/>
                     </a:stretch>
@@ -708,18 +652,18 @@
           <wp:inline>
             <wp:extent cx="4620126" cy="3696101"/>
             <wp:effectExtent b="0" l="0" r="0" t="0"/>
-            <wp:docPr descr="" title="" id="29" name="Picture"/>
+            <wp:docPr descr="" title="" id="27" name="Picture"/>
             <a:graphic>
               <a:graphicData uri="http://schemas.openxmlformats.org/drawingml/2006/picture">
                 <pic:pic>
                   <pic:nvPicPr>
-                    <pic:cNvPr descr="/home/gpca/harbinger/examples/general/doc/04-orientation-examples_motifs_files/figure-docx/unnamed-chunk-5-1.png" id="30" name="Picture"/>
+                    <pic:cNvPr descr="/home/gpca/harbinger/examples/general/doc/04-orientation-examples_motifs_files/figure-docx/unnamed-chunk-5-1.png" id="28" name="Picture"/>
                     <pic:cNvPicPr>
                       <a:picLocks noChangeArrowheads="1" noChangeAspect="1"/>
                     </pic:cNvPicPr>
                   </pic:nvPicPr>
                   <pic:blipFill>
-                    <a:blip r:embed="rId28"/>
+                    <a:blip r:embed="rId26"/>
                     <a:stretch>
                       <a:fillRect/>
                     </a:stretch>
@@ -928,18 +872,18 @@
           <wp:inline>
             <wp:extent cx="4620126" cy="3696101"/>
             <wp:effectExtent b="0" l="0" r="0" t="0"/>
-            <wp:docPr descr="" title="" id="32" name="Picture"/>
+            <wp:docPr descr="" title="" id="30" name="Picture"/>
             <a:graphic>
               <a:graphicData uri="http://schemas.openxmlformats.org/drawingml/2006/picture">
                 <pic:pic>
                   <pic:nvPicPr>
-                    <pic:cNvPr descr="/home/gpca/harbinger/examples/general/doc/04-orientation-examples_motifs_files/figure-docx/unnamed-chunk-6-1.png" id="33" name="Picture"/>
+                    <pic:cNvPr descr="/home/gpca/harbinger/examples/general/doc/04-orientation-examples_motifs_files/figure-docx/unnamed-chunk-6-1.png" id="31" name="Picture"/>
                     <pic:cNvPicPr>
                       <a:picLocks noChangeArrowheads="1" noChangeAspect="1"/>
                     </pic:cNvPicPr>
                   </pic:nvPicPr>
                   <pic:blipFill>
-                    <a:blip r:embed="rId31"/>
+                    <a:blip r:embed="rId29"/>
                     <a:stretch>
                       <a:fillRect/>
                     </a:stretch>
@@ -966,9 +910,9 @@
         </w:drawing>
       </w:r>
     </w:p>
-    <w:bookmarkEnd w:id="34"/>
-    <w:bookmarkEnd w:id="35"/>
-    <w:bookmarkStart w:id="37" w:name="references"/>
+    <w:bookmarkEnd w:id="32"/>
+    <w:bookmarkEnd w:id="33"/>
+    <w:bookmarkStart w:id="35" w:name="references"/>
     <w:p>
       <w:pPr>
         <w:pStyle w:val="Heading2"/>
@@ -1003,7 +947,7 @@
       <w:r>
         <w:t xml:space="preserve"> </w:t>
       </w:r>
-      <w:hyperlink r:id="rId36">
+      <w:hyperlink r:id="rId34">
         <w:r>
           <w:rPr>
             <w:rStyle w:val="Hyperlink"/>
@@ -1021,10 +965,10 @@
         </w:numPr>
       </w:pPr>
       <w:r>
-        <w:t xml:space="preserve">Lin, J., Keogh, E., Lonardi, S., Chiu, B. (2007). A symbolic representation of time series, with implications for streaming algorithms. DMKD, 15, 107–144.</w:t>
-      </w:r>
-    </w:p>
-    <w:bookmarkEnd w:id="37"/>
+        <w:t xml:space="preserve">Lin, J., Keogh, E., Lonardi, S., Chiu, B. (2007). A symbolic representation of time series, with implications for streaming algorithms. DMKD, 15, 107-144.</w:t>
+      </w:r>
+    </w:p>
+    <w:bookmarkEnd w:id="35"/>
     <w:sectPr>
       <w:footnotePr>
         <w:numRestart w:val="eachSect"/>

--- a/examples/general/doc/04-orientation-examples_motifs.docx
+++ b/examples/general/doc/04-orientation-examples_motifs.docx
@@ -2,7 +2,7 @@
 <file path=word/document.xml><?xml version="1.0" encoding="utf-8"?>
 <w:document xmlns:w="http://schemas.openxmlformats.org/wordprocessingml/2006/main" xmlns:m="http://schemas.openxmlformats.org/officeDocument/2006/math" xmlns:r="http://schemas.openxmlformats.org/officeDocument/2006/relationships" xmlns:o="urn:schemas-microsoft-com:office:office" xmlns:v="urn:schemas-microsoft-com:vml" xmlns:w10="urn:schemas-microsoft-com:office:word" xmlns:a="http://schemas.openxmlformats.org/drawingml/2006/main" xmlns:pic="http://schemas.openxmlformats.org/drawingml/2006/picture" xmlns:wp="http://schemas.openxmlformats.org/drawingml/2006/wordprocessingDrawing">
   <w:body>
-    <w:bookmarkStart w:id="20" w:name="objective"/>
+    <w:bookmarkStart w:id="9" w:name="objective"/>
     <w:p>
       <w:pPr>
         <w:pStyle w:val="Heading2"/>
@@ -19,8 +19,8 @@
         <w:t xml:space="preserve">The goal of this notebook is to present a complete Harbinger workflow: loading an example dataset, configuring the method used in the notebook, running the analysis, and interpreting the resulting outputs and plots.</w:t>
       </w:r>
     </w:p>
-    <w:bookmarkEnd w:id="20"/>
-    <w:bookmarkStart w:id="21" w:name="method-at-a-glance"/>
+    <w:bookmarkEnd w:id="9"/>
+    <w:bookmarkStart w:id="10" w:name="method-at-a-glance"/>
     <w:p>
       <w:pPr>
         <w:pStyle w:val="Heading2"/>
@@ -37,8 +37,8 @@
         <w:t xml:space="preserve">This notebook showcases motif discovery (repeated subsequences) using Harbinger’s unified interface and base plotting. Across synthetic and ECG datasets, we fit a detector, run discovery, and plot results. The aim is to build intuition for how motifs (and related discords) appear in time series and how Matrix Profile/SAX-based methods surface them.</w:t>
       </w:r>
     </w:p>
-    <w:bookmarkEnd w:id="21"/>
-    <w:bookmarkStart w:id="33" w:name="what-you-will-do"/>
+    <w:bookmarkEnd w:id="10"/>
+    <w:bookmarkStart w:id="22" w:name="what-you-will-do"/>
     <w:p>
       <w:pPr>
         <w:pStyle w:val="Heading2"/>
@@ -83,7 +83,7 @@
         <w:t xml:space="preserve">inspect the evaluation outputs and the diagnostic plots produced by Harbinger</w:t>
       </w:r>
     </w:p>
-    <w:bookmarkStart w:id="22" w:name="prepare-the-example"/>
+    <w:bookmarkStart w:id="11" w:name="prepare-the-example"/>
     <w:p>
       <w:pPr>
         <w:pStyle w:val="Heading3"/>
@@ -173,8 +173,8 @@
         <w:t xml:space="preserve">(harbinger) </w:t>
       </w:r>
     </w:p>
-    <w:bookmarkEnd w:id="22"/>
-    <w:bookmarkStart w:id="32" w:name="configure-the-method"/>
+    <w:bookmarkEnd w:id="11"/>
+    <w:bookmarkStart w:id="21" w:name="configure-the-method"/>
     <w:p>
       <w:pPr>
         <w:pStyle w:val="Heading3"/>
@@ -432,18 +432,18 @@
           <wp:inline>
             <wp:extent cx="4620126" cy="3696101"/>
             <wp:effectExtent b="0" l="0" r="0" t="0"/>
-            <wp:docPr descr="" title="" id="24" name="Picture"/>
+            <wp:docPr descr="" title="" id="13" name="Picture"/>
             <a:graphic>
               <a:graphicData uri="http://schemas.openxmlformats.org/drawingml/2006/picture">
                 <pic:pic>
                   <pic:nvPicPr>
-                    <pic:cNvPr descr="/home/gpca/harbinger/examples/general/doc/04-orientation-examples_motifs_files/figure-docx/unnamed-chunk-4-1.png" id="25" name="Picture"/>
+                    <pic:cNvPr descr="C:\Git\dal\harbinger\examples\general\doc\04-orientation-examples_motifs_files/993e2625a2459eb1937256ac2a8e7b801fba9037.png" id="14" name="Picture"/>
                     <pic:cNvPicPr>
                       <a:picLocks noChangeArrowheads="1" noChangeAspect="1"/>
                     </pic:cNvPicPr>
                   </pic:nvPicPr>
                   <pic:blipFill>
-                    <a:blip r:embed="rId23"/>
+                    <a:blip r:embed="rId12"/>
                     <a:stretch>
                       <a:fillRect/>
                     </a:stretch>
@@ -652,18 +652,18 @@
           <wp:inline>
             <wp:extent cx="4620126" cy="3696101"/>
             <wp:effectExtent b="0" l="0" r="0" t="0"/>
-            <wp:docPr descr="" title="" id="27" name="Picture"/>
+            <wp:docPr descr="" title="" id="16" name="Picture"/>
             <a:graphic>
               <a:graphicData uri="http://schemas.openxmlformats.org/drawingml/2006/picture">
                 <pic:pic>
                   <pic:nvPicPr>
-                    <pic:cNvPr descr="/home/gpca/harbinger/examples/general/doc/04-orientation-examples_motifs_files/figure-docx/unnamed-chunk-5-1.png" id="28" name="Picture"/>
+                    <pic:cNvPr descr="C:\Git\dal\harbinger\examples\general\doc\04-orientation-examples_motifs_files/45274cf6ff122936d27ba94466384779e41c60c5.png" id="17" name="Picture"/>
                     <pic:cNvPicPr>
                       <a:picLocks noChangeArrowheads="1" noChangeAspect="1"/>
                     </pic:cNvPicPr>
                   </pic:nvPicPr>
                   <pic:blipFill>
-                    <a:blip r:embed="rId26"/>
+                    <a:blip r:embed="rId15"/>
                     <a:stretch>
                       <a:fillRect/>
                     </a:stretch>
@@ -872,18 +872,18 @@
           <wp:inline>
             <wp:extent cx="4620126" cy="3696101"/>
             <wp:effectExtent b="0" l="0" r="0" t="0"/>
-            <wp:docPr descr="" title="" id="30" name="Picture"/>
+            <wp:docPr descr="" title="" id="19" name="Picture"/>
             <a:graphic>
               <a:graphicData uri="http://schemas.openxmlformats.org/drawingml/2006/picture">
                 <pic:pic>
                   <pic:nvPicPr>
-                    <pic:cNvPr descr="/home/gpca/harbinger/examples/general/doc/04-orientation-examples_motifs_files/figure-docx/unnamed-chunk-6-1.png" id="31" name="Picture"/>
+                    <pic:cNvPr descr="C:\Git\dal\harbinger\examples\general\doc\04-orientation-examples_motifs_files/f3a75d1b5aa87c92f9d696f207fb38f7aae348b9.png" id="20" name="Picture"/>
                     <pic:cNvPicPr>
                       <a:picLocks noChangeArrowheads="1" noChangeAspect="1"/>
                     </pic:cNvPicPr>
                   </pic:nvPicPr>
                   <pic:blipFill>
-                    <a:blip r:embed="rId29"/>
+                    <a:blip r:embed="rId18"/>
                     <a:stretch>
                       <a:fillRect/>
                     </a:stretch>
@@ -910,9 +910,9 @@
         </w:drawing>
       </w:r>
     </w:p>
-    <w:bookmarkEnd w:id="32"/>
-    <w:bookmarkEnd w:id="33"/>
-    <w:bookmarkStart w:id="35" w:name="references"/>
+    <w:bookmarkEnd w:id="21"/>
+    <w:bookmarkEnd w:id="22"/>
+    <w:bookmarkStart w:id="24" w:name="references"/>
     <w:p>
       <w:pPr>
         <w:pStyle w:val="Heading2"/>
@@ -947,7 +947,7 @@
       <w:r>
         <w:t xml:space="preserve"> </w:t>
       </w:r>
-      <w:hyperlink r:id="rId34">
+      <w:hyperlink r:id="rId23">
         <w:r>
           <w:rPr>
             <w:rStyle w:val="Hyperlink"/>
@@ -968,7 +968,7 @@
         <w:t xml:space="preserve">Lin, J., Keogh, E., Lonardi, S., Chiu, B. (2007). A symbolic representation of time series, with implications for streaming algorithms. DMKD, 15, 107-144.</w:t>
       </w:r>
     </w:p>
-    <w:bookmarkEnd w:id="35"/>
+    <w:bookmarkEnd w:id="24"/>
     <w:sectPr>
       <w:footnotePr>
         <w:numRestart w:val="eachSect"/>
@@ -1199,10 +1199,10 @@
   <w:docDefaults>
     <w:rPrDefault>
       <w:rPr>
-        <w:rFonts w:asciiTheme="minorHAnsi" w:cstheme="minorBidi" w:eastAsiaTheme="minorHAnsi" w:hAnsiTheme="minorHAnsi"/>
+        <w:rFonts w:asciiTheme="minorHAnsi" w:cstheme="minorBidi" w:eastAsiaTheme="minorEastAsia" w:hAnsiTheme="minorHAnsi"/>
         <w:sz w:val="24"/>
         <w:szCs w:val="24"/>
-        <w:lang w:bidi="ar-SA" w:eastAsia="en-US" w:val="en-US"/>
+        <w:lang w:bidi="ar-SA" w:eastAsia="zh-CN" w:val="en-US"/>
       </w:rPr>
     </w:rPrDefault>
     <w:pPrDefault>
@@ -1743,13 +1743,6 @@
       </w:tblCellMar>
     </w:tblPr>
     <w:tblStylePr w:type="firstRow">
-      <w:tblPr>
-        <w:jc w:val="left"/>
-        <w:tblInd w:type="dxa" w:w="0"/>
-      </w:tblPr>
-      <w:trPr>
-        <w:jc w:val="left"/>
-      </w:trPr>
       <w:tcPr>
         <w:tcBorders>
           <w:bottom w:val="single"/>

--- a/examples/general/doc/04-orientation-examples_motifs.docx
+++ b/examples/general/doc/04-orientation-examples_motifs.docx
@@ -437,7 +437,7 @@
               <a:graphicData uri="http://schemas.openxmlformats.org/drawingml/2006/picture">
                 <pic:pic>
                   <pic:nvPicPr>
-                    <pic:cNvPr descr="C:\Git\dal\harbinger\examples\general\doc\04-orientation-examples_motifs_files/993e2625a2459eb1937256ac2a8e7b801fba9037.png" id="14" name="Picture"/>
+                    <pic:cNvPr descr="/home/gpca/harbinger/examples/general/doc/04-orientation-examples_motifs_files/aeb1f15d08218c1e0d456d6e17f6847b87e98b06.png" id="14" name="Picture"/>
                     <pic:cNvPicPr>
                       <a:picLocks noChangeArrowheads="1" noChangeAspect="1"/>
                     </pic:cNvPicPr>
@@ -657,7 +657,7 @@
               <a:graphicData uri="http://schemas.openxmlformats.org/drawingml/2006/picture">
                 <pic:pic>
                   <pic:nvPicPr>
-                    <pic:cNvPr descr="C:\Git\dal\harbinger\examples\general\doc\04-orientation-examples_motifs_files/45274cf6ff122936d27ba94466384779e41c60c5.png" id="17" name="Picture"/>
+                    <pic:cNvPr descr="/home/gpca/harbinger/examples/general/doc/04-orientation-examples_motifs_files/2a01821740251f2dfa67c2e95dbf60134d18f446.png" id="17" name="Picture"/>
                     <pic:cNvPicPr>
                       <a:picLocks noChangeArrowheads="1" noChangeAspect="1"/>
                     </pic:cNvPicPr>
@@ -877,7 +877,7 @@
               <a:graphicData uri="http://schemas.openxmlformats.org/drawingml/2006/picture">
                 <pic:pic>
                   <pic:nvPicPr>
-                    <pic:cNvPr descr="C:\Git\dal\harbinger\examples\general\doc\04-orientation-examples_motifs_files/f3a75d1b5aa87c92f9d696f207fb38f7aae348b9.png" id="20" name="Picture"/>
+                    <pic:cNvPr descr="/home/gpca/harbinger/examples/general/doc/04-orientation-examples_motifs_files/2d3c794107927fdbd71a6d74b79b8e811738e6ce.png" id="20" name="Picture"/>
                     <pic:cNvPicPr>
                       <a:picLocks noChangeArrowheads="1" noChangeAspect="1"/>
                     </pic:cNvPicPr>

--- a/examples/general/doc/04-orientation-examples_motifs.docx
+++ b/examples/general/doc/04-orientation-examples_motifs.docx
@@ -118,6 +118,45 @@
       </w:pPr>
       <w:r>
         <w:rPr>
+          <w:rStyle w:val="FunctionTok"/>
+        </w:rPr>
+        <w:t xml:space="preserve">source</w:t>
+      </w:r>
+      <w:r>
+        <w:rPr>
+          <w:rStyle w:val="NormalTok"/>
+        </w:rPr>
+        <w:t xml:space="preserve">(</w:t>
+      </w:r>
+      <w:r>
+        <w:rPr>
+          <w:rStyle w:val="FunctionTok"/>
+        </w:rPr>
+        <w:t xml:space="preserve">url</w:t>
+      </w:r>
+      <w:r>
+        <w:rPr>
+          <w:rStyle w:val="NormalTok"/>
+        </w:rPr>
+        <w:t xml:space="preserve">(</w:t>
+      </w:r>
+      <w:r>
+        <w:rPr>
+          <w:rStyle w:val="StringTok"/>
+        </w:rPr>
+        <w:t xml:space="preserve">"https://raw.githubusercontent.com/cefet-rj-dal/harbinger/master/examples/seed.R"</w:t>
+      </w:r>
+      <w:r>
+        <w:rPr>
+          <w:rStyle w:val="NormalTok"/>
+        </w:rPr>
+        <w:t xml:space="preserve">))</w:t>
+      </w:r>
+      <w:r>
+        <w:br/>
+      </w:r>
+      <w:r>
+        <w:rPr>
           <w:rStyle w:val="CommentTok"/>
         </w:rPr>
         <w:t xml:space="preserve"># Install Harbinger (if needed)</w:t>
@@ -292,6 +331,21 @@
           <w:rStyle w:val="NormalTok"/>
         </w:rPr>
         <w:t xml:space="preserve">simple</w:t>
+      </w:r>
+      <w:r>
+        <w:br/>
+      </w:r>
+      <w:r>
+        <w:rPr>
+          <w:rStyle w:val="FunctionTok"/>
+        </w:rPr>
+        <w:t xml:space="preserve">set_example_seed</w:t>
+      </w:r>
+      <w:r>
+        <w:rPr>
+          <w:rStyle w:val="NormalTok"/>
+        </w:rPr>
+        <w:t xml:space="preserve">()</w:t>
       </w:r>
       <w:r>
         <w:br/>
@@ -518,6 +572,21 @@
       </w:r>
       <w:r>
         <w:rPr>
+          <w:rStyle w:val="FunctionTok"/>
+        </w:rPr>
+        <w:t xml:space="preserve">set_example_seed</w:t>
+      </w:r>
+      <w:r>
+        <w:rPr>
+          <w:rStyle w:val="NormalTok"/>
+        </w:rPr>
+        <w:t xml:space="preserve">()</w:t>
+      </w:r>
+      <w:r>
+        <w:br/>
+      </w:r>
+      <w:r>
+        <w:rPr>
           <w:rStyle w:val="NormalTok"/>
         </w:rPr>
         <w:t xml:space="preserve">model </w:t>
@@ -732,6 +801,21 @@
           <w:rStyle w:val="NormalTok"/>
         </w:rPr>
         <w:t xml:space="preserve">mitdb102</w:t>
+      </w:r>
+      <w:r>
+        <w:br/>
+      </w:r>
+      <w:r>
+        <w:rPr>
+          <w:rStyle w:val="FunctionTok"/>
+        </w:rPr>
+        <w:t xml:space="preserve">set_example_seed</w:t>
+      </w:r>
+      <w:r>
+        <w:rPr>
+          <w:rStyle w:val="NormalTok"/>
+        </w:rPr>
+        <w:t xml:space="preserve">()</w:t>
       </w:r>
       <w:r>
         <w:br/>
